--- a/pr-preview/pr-78/chapters/09-measurement-bias-tracked-changes.docx
+++ b/pr-preview/pr-78/chapters/09-measurement-bias-tracked-changes.docx
@@ -61,7 +61,7 @@
         <w:t xml:space="preserve">.</w:t>
       </w:r>
     </w:p>
-    <w:bookmarkStart w:id="12" w:name="measurement-error-pp.-117-119"/>
+    <w:bookmarkStart w:id="13" w:name="measurement-error-pp.-117-119"/>
     <w:p>
       <w:pPr>
         <w:pStyle w:val="Heading2"/>
@@ -75,132 +75,6 @@
         <w:pict>
           <v:rect style="width:0;height:1.5pt" o:hralign="center" o:hrstd="t" o:hr="t"/>
         </w:pict>
-      </w:r>
-    </w:p>
-    <w:p>
-      <w:pPr>
-        <w:pStyle w:val="FirstParagraph"/>
-      </w:pPr>
-      <w:r>
-        <w:rPr>
-          <w:b/>
-          <w:bCs/>
-        </w:rPr>
-        <w:t xml:space="preserve">Measurement error</w:t>
-      </w:r>
-      <w:r>
-        <w:t xml:space="preserve"> </w:t>
-      </w:r>
-      <w:r>
-        <w:t xml:space="preserve">occurs when the recorded value of a variable differs from its true value.</w:t>
-      </w:r>
-    </w:p>
-    <w:bookmarkStart w:id="9" w:name="X973bbb68fe76746680e36577791edd537253453"/>
-    <w:p>
-      <w:pPr>
-        <w:pStyle w:val="Heading3"/>
-      </w:pPr>
-      <w:r>
-        <w:t xml:space="preserve">1.1 Types of Variables Subject to Measurement Error</w:t>
-      </w:r>
-    </w:p>
-    <w:p>
-      <w:pPr>
-        <w:pStyle w:val="FirstParagraph"/>
-      </w:pPr>
-      <w:r>
-        <w:t xml:space="preserve">All variables in a study can be measured with error:</w:t>
-      </w:r>
-    </w:p>
-    <w:p>
-      <w:pPr>
-        <w:pStyle w:val="Compact"/>
-        <w:numPr>
-          <w:ilvl w:val="0"/>
-          <w:numId w:val="1001"/>
-        </w:numPr>
-      </w:pPr>
-      <w:r>
-        <w:rPr>
-          <w:b/>
-          <w:bCs/>
-        </w:rPr>
-        <w:t xml:space="preserve">Treatment</w:t>
-      </w:r>
-      <w:r>
-        <w:t xml:space="preserve"> </w:t>
-      </w:r>
-      <m:oMath>
-        <m:r>
-          <m:t>A</m:t>
-        </m:r>
-      </m:oMath>
-      <w:r>
-        <w:t xml:space="preserve">: Misclassification of treatment status</w:t>
-      </w:r>
-    </w:p>
-    <w:p>
-      <w:pPr>
-        <w:pStyle w:val="Compact"/>
-        <w:numPr>
-          <w:ilvl w:val="0"/>
-          <w:numId w:val="1001"/>
-        </w:numPr>
-      </w:pPr>
-      <w:r>
-        <w:rPr>
-          <w:b/>
-          <w:bCs/>
-        </w:rPr>
-        <w:t xml:space="preserve">Outcome</w:t>
-      </w:r>
-      <w:r>
-        <w:t xml:space="preserve"> </w:t>
-      </w:r>
-      <m:oMath>
-        <m:r>
-          <m:t>Y</m:t>
-        </m:r>
-      </m:oMath>
-      <w:r>
-        <w:t xml:space="preserve">: Misclassification or mismeasurement of outcomes</w:t>
-      </w:r>
-    </w:p>
-    <w:p>
-      <w:pPr>
-        <w:pStyle w:val="Compact"/>
-        <w:numPr>
-          <w:ilvl w:val="0"/>
-          <w:numId w:val="1001"/>
-        </w:numPr>
-      </w:pPr>
-      <w:r>
-        <w:rPr>
-          <w:b/>
-          <w:bCs/>
-        </w:rPr>
-        <w:t xml:space="preserve">Covariates</w:t>
-      </w:r>
-      <w:r>
-        <w:t xml:space="preserve"> </w:t>
-      </w:r>
-      <m:oMath>
-        <m:r>
-          <m:t>L</m:t>
-        </m:r>
-      </m:oMath>
-      <w:r>
-        <w:t xml:space="preserve">: Mismeasured confounders or effect modifiers</w:t>
-      </w:r>
-    </w:p>
-    <w:bookmarkEnd w:id="9"/>
-    <w:bookmarkStart w:id="11" w:name="X126ceb9f58b1cf590d91cd86550d784e0c01180"/>
-    <w:p>
-      <w:pPr>
-        <w:pStyle w:val="Heading3"/>
-      </w:pPr>
-      <w:r>
-        <w:t xml:space="preserve">1.2 Independent vs. Differential Measurement Error</w:t>
       </w:r>
     </w:p>
     <w:tbl>
@@ -237,7 +111,7 @@
               <w:spacing w:before="16" w:after="64"/>
             </w:pPr>
           </w:p>
-          <w:bookmarkStart w:id="10" w:name="def-measurement-error-types"/>
+          <w:bookmarkStart w:id="9" w:name="def-measurement-error"/>
           <w:p>
             <w:pPr>
               <w:pStyle w:val="BodyText"/>
@@ -247,7 +121,182 @@
                 <w:b/>
                 <w:bCs/>
               </w:rPr>
-              <w:t xml:space="preserve">Definition 1 (Types of Measurement Error)</w:t>
+              <w:t xml:space="preserve">Definition 1 (Measurement Error)</w:t>
+            </w:r>
+            <w:r>
+              <w:t xml:space="preserve"> </w:t>
+            </w:r>
+            <w:r>
+              <w:rPr>
+                <w:b/>
+                <w:bCs/>
+              </w:rPr>
+              <w:t xml:space="preserve">Measurement error</w:t>
+            </w:r>
+            <w:r>
+              <w:t xml:space="preserve"> </w:t>
+            </w:r>
+            <w:r>
+              <w:t xml:space="preserve">occurs when the recorded value of a variable differs from its true value.</w:t>
+            </w:r>
+          </w:p>
+          <w:bookmarkEnd w:id="9"/>
+        </w:tc>
+      </w:tr>
+    </w:tbl>
+    <w:bookmarkStart w:id="10" w:name="X973bbb68fe76746680e36577791edd537253453"/>
+    <w:p>
+      <w:pPr>
+        <w:pStyle w:val="Heading3"/>
+      </w:pPr>
+      <w:r>
+        <w:t xml:space="preserve">1.1 Types of Variables Subject to Measurement Error</w:t>
+      </w:r>
+    </w:p>
+    <w:p>
+      <w:pPr>
+        <w:pStyle w:val="FirstParagraph"/>
+      </w:pPr>
+      <w:r>
+        <w:t xml:space="preserve">All variables in a study can be measured with error:</w:t>
+      </w:r>
+    </w:p>
+    <w:p>
+      <w:pPr>
+        <w:pStyle w:val="Compact"/>
+        <w:numPr>
+          <w:ilvl w:val="0"/>
+          <w:numId w:val="1001"/>
+        </w:numPr>
+      </w:pPr>
+      <w:r>
+        <w:rPr>
+          <w:b/>
+          <w:bCs/>
+        </w:rPr>
+        <w:t xml:space="preserve">Treatment</w:t>
+      </w:r>
+      <w:r>
+        <w:t xml:space="preserve"> </w:t>
+      </w:r>
+      <m:oMath>
+        <m:r>
+          <m:t>A</m:t>
+        </m:r>
+      </m:oMath>
+      <w:r>
+        <w:t xml:space="preserve">: Misclassification of treatment status</w:t>
+      </w:r>
+    </w:p>
+    <w:p>
+      <w:pPr>
+        <w:pStyle w:val="Compact"/>
+        <w:numPr>
+          <w:ilvl w:val="0"/>
+          <w:numId w:val="1001"/>
+        </w:numPr>
+      </w:pPr>
+      <w:r>
+        <w:rPr>
+          <w:b/>
+          <w:bCs/>
+        </w:rPr>
+        <w:t xml:space="preserve">Outcome</w:t>
+      </w:r>
+      <w:r>
+        <w:t xml:space="preserve"> </w:t>
+      </w:r>
+      <m:oMath>
+        <m:r>
+          <m:t>Y</m:t>
+        </m:r>
+      </m:oMath>
+      <w:r>
+        <w:t xml:space="preserve">: Misclassification or mismeasurement of outcomes</w:t>
+      </w:r>
+    </w:p>
+    <w:p>
+      <w:pPr>
+        <w:pStyle w:val="Compact"/>
+        <w:numPr>
+          <w:ilvl w:val="0"/>
+          <w:numId w:val="1001"/>
+        </w:numPr>
+      </w:pPr>
+      <w:r>
+        <w:rPr>
+          <w:b/>
+          <w:bCs/>
+        </w:rPr>
+        <w:t xml:space="preserve">Covariates</w:t>
+      </w:r>
+      <w:r>
+        <w:t xml:space="preserve"> </w:t>
+      </w:r>
+      <m:oMath>
+        <m:r>
+          <m:t>L</m:t>
+        </m:r>
+      </m:oMath>
+      <w:r>
+        <w:t xml:space="preserve">: Mismeasured confounders or effect modifiers</w:t>
+      </w:r>
+    </w:p>
+    <w:bookmarkEnd w:id="10"/>
+    <w:bookmarkStart w:id="12" w:name="X126ceb9f58b1cf590d91cd86550d784e0c01180"/>
+    <w:p>
+      <w:pPr>
+        <w:pStyle w:val="Heading3"/>
+      </w:pPr>
+      <w:r>
+        <w:t xml:space="preserve">1.2 Independent vs. Differential Measurement Error</w:t>
+      </w:r>
+    </w:p>
+    <w:tbl>
+      <w:tblPr>
+        <w:tblStyle w:val="Table"/>
+        <w:tblInd w:w="164" w:type="dxa"/>
+        <w:tblBorders>
+          <w:left w:val="single" w:sz="24" w:space="0" w:color="909090"/>
+        </w:tblBorders>
+        <w:tblCellMar>
+          <w:left w:w="0" w:type="dxa"/>
+          <w:right w:w="0" w:type="dxa"/>
+        </w:tblCellMar>
+        <w:tblLook w:firstRow="0" w:lastRow="0" w:firstColumn="0" w:lastColumn="0" w:noHBand="0" w:noVBand="0" w:val="0000"/>
+      </w:tblPr>
+      <w:tblGrid>
+        <w:gridCol w:w="7920"/>
+      </w:tblGrid>
+      <w:tr>
+        <w:trPr>
+          <w:cantSplit/>
+        </w:trPr>
+        <w:tc>
+          <w:tcPr>
+            <w:tcMar>
+              <w:left w:w="144" w:type="dxa"/>
+            </w:tcMar>
+          </w:tcPr>
+          <w:p>
+            <w:pPr>
+              <w:pStyle w:val="FirstParagraph"/>
+            </w:pPr>
+            <w:pPr>
+              <w:spacing w:before="16" w:after="64"/>
+            </w:pPr>
+          </w:p>
+          <w:bookmarkStart w:id="11" w:name="def-measurement-error-types"/>
+          <w:p>
+            <w:pPr>
+              <w:pStyle w:val="BodyText"/>
+            </w:pPr>
+            <w:r>
+              <w:rPr>
+                <w:b/>
+                <w:bCs/>
+              </w:rPr>
+              <w:t xml:space="preserve">Definition 2 (Types of Measurement Error)</w:t>
             </w:r>
             <w:r>
               <w:t xml:space="preserve"> </w:t>
@@ -278,7 +327,7 @@
               <w:t xml:space="preserve">: The measurement error depends on other variables in the study.</w:t>
             </w:r>
           </w:p>
-          <w:bookmarkEnd w:id="10"/>
+          <w:bookmarkEnd w:id="11"/>
         </w:tc>
       </w:tr>
     </w:tbl>
@@ -327,9 +376,9 @@
         <w:t xml:space="preserve">: Patients with disease are more likely to recall past exposures than healthy controls (recall bias).</w:t>
       </w:r>
     </w:p>
-    <w:bookmarkEnd w:id="11"/>
     <w:bookmarkEnd w:id="12"/>
-    <w:bookmarkStart w:id="14" w:name="X097cba9e2318d09f5ad575e80c81e4dcd47a861"/>
+    <w:bookmarkEnd w:id="13"/>
+    <w:bookmarkStart w:id="15" w:name="X097cba9e2318d09f5ad575e80c81e4dcd47a861"/>
     <w:p>
       <w:pPr>
         <w:pStyle w:val="Heading2"/>
@@ -493,7 +542,7 @@
         <w:t xml:space="preserve">)</w:t>
       </w:r>
     </w:p>
-    <w:bookmarkStart w:id="13" w:name="causal-dag-with-measurement-error"/>
+    <w:bookmarkStart w:id="14" w:name="causal-dag-with-measurement-error"/>
     <w:p>
       <w:pPr>
         <w:pStyle w:val="Heading3"/>
@@ -978,9 +1027,9 @@
         <w:t xml:space="preserve">The bias depends on how measurement error is structured in the causal diagram.</w:t>
       </w:r>
     </w:p>
-    <w:bookmarkEnd w:id="13"/>
     <w:bookmarkEnd w:id="14"/>
-    <w:bookmarkStart w:id="17" w:name="mismeasured-confounders-pp.-121-124"/>
+    <w:bookmarkEnd w:id="15"/>
+    <w:bookmarkStart w:id="18" w:name="mismeasured-confounders-pp.-121-124"/>
     <w:p>
       <w:pPr>
         <w:pStyle w:val="Heading2"/>
@@ -1017,7 +1066,7 @@
         <w:t xml:space="preserve">.</w:t>
       </w:r>
     </w:p>
-    <w:bookmarkStart w:id="16" w:name="effects-of-confounder-mismeasurement"/>
+    <w:bookmarkStart w:id="17" w:name="effects-of-confounder-mismeasurement"/>
     <w:p>
       <w:pPr>
         <w:pStyle w:val="Heading3"/>
@@ -1226,7 +1275,7 @@
               <w:spacing w:before="16" w:after="64"/>
             </w:pPr>
           </w:p>
-          <w:bookmarkStart w:id="15" w:name="exm-mismeasured-confounder"/>
+          <w:bookmarkStart w:id="16" w:name="exm-mismeasured-confounder"/>
           <w:p>
             <w:pPr>
               <w:pStyle w:val="BodyText"/>
@@ -1484,7 +1533,7 @@
               <w:t xml:space="preserve">.</w:t>
             </w:r>
           </w:p>
-          <w:bookmarkEnd w:id="15"/>
+          <w:bookmarkEnd w:id="16"/>
         </w:tc>
       </w:tr>
     </w:tbl>
@@ -1669,9 +1718,9 @@
         <w:t xml:space="preserve">This is one reason why unmeasured confounding is such a concern in observational research.</w:t>
       </w:r>
     </w:p>
-    <w:bookmarkEnd w:id="16"/>
     <w:bookmarkEnd w:id="17"/>
-    <w:bookmarkStart w:id="21" w:name="intention-to-treat-effect-pp.-124-127"/>
+    <w:bookmarkEnd w:id="18"/>
+    <w:bookmarkStart w:id="22" w:name="intention-to-treat-effect-pp.-124-127"/>
     <w:p>
       <w:pPr>
         <w:pStyle w:val="Heading2"/>
@@ -1711,7 +1760,7 @@
         <w:t xml:space="preserve">principle is commonly used in randomized trials to handle non-compliance.</w:t>
       </w:r>
     </w:p>
-    <w:bookmarkStart w:id="18" w:name="non-compliance-in-randomized-trials"/>
+    <w:bookmarkStart w:id="19" w:name="non-compliance-in-randomized-trials"/>
     <w:p>
       <w:pPr>
         <w:pStyle w:val="Heading3"/>
@@ -1828,8 +1877,8 @@
         <w:t xml:space="preserve">: Actual treatment taken (not randomized, may be confounded)</w:t>
       </w:r>
     </w:p>
-    <w:bookmarkEnd w:id="18"/>
-    <w:bookmarkStart w:id="19" w:name="itt-analysis"/>
+    <w:bookmarkEnd w:id="19"/>
+    <w:bookmarkStart w:id="20" w:name="itt-analysis"/>
     <w:p>
       <w:pPr>
         <w:pStyle w:val="Heading3"/>
@@ -2150,8 +2199,8 @@
         <w:t xml:space="preserve">When the policy question is about implementing a treatment program (which will have imperfect compliance), rather than the biological effect of the treatment itself.</w:t>
       </w:r>
     </w:p>
-    <w:bookmarkEnd w:id="19"/>
-    <w:bookmarkStart w:id="20" w:name="per-protocol-analysis"/>
+    <w:bookmarkEnd w:id="20"/>
+    <w:bookmarkStart w:id="21" w:name="per-protocol-analysis"/>
     <w:p>
       <w:pPr>
         <w:pStyle w:val="Heading3"/>
@@ -2308,9 +2357,9 @@
         <w:t xml:space="preserve">Collecting data on compliance determinants</w:t>
       </w:r>
     </w:p>
-    <w:bookmarkEnd w:id="20"/>
     <w:bookmarkEnd w:id="21"/>
-    <w:bookmarkStart w:id="25" w:name="measurement-and-treatment-pp.-127-130"/>
+    <w:bookmarkEnd w:id="22"/>
+    <w:bookmarkStart w:id="26" w:name="measurement-and-treatment-pp.-127-130"/>
     <w:p>
       <w:pPr>
         <w:pStyle w:val="Heading2"/>
@@ -2334,7 +2383,7 @@
         <w:t xml:space="preserve">Measurement error in treatment creates unique challenges for causal inference.</w:t>
       </w:r>
     </w:p>
-    <w:bookmarkStart w:id="22" w:name="types-of-treatment-mismeasurement"/>
+    <w:bookmarkStart w:id="23" w:name="types-of-treatment-mismeasurement"/>
     <w:p>
       <w:pPr>
         <w:pStyle w:val="Heading3"/>
@@ -2373,8 +2422,8 @@
         <w:t xml:space="preserve">: Continuous treatment measured inaccurately (dose, duration miscoded).</w:t>
       </w:r>
     </w:p>
-    <w:bookmarkEnd w:id="22"/>
-    <w:bookmarkStart w:id="24" w:name="effect-of-treatment-mismeasurement"/>
+    <w:bookmarkEnd w:id="23"/>
+    <w:bookmarkStart w:id="25" w:name="effect-of-treatment-mismeasurement"/>
     <w:p>
       <w:pPr>
         <w:pStyle w:val="Heading3"/>
@@ -2511,7 +2560,7 @@
               <w:spacing w:before="16" w:after="64"/>
             </w:pPr>
           </w:p>
-          <w:bookmarkStart w:id="23" w:name="exm-treatment-mismeasurement"/>
+          <w:bookmarkStart w:id="24" w:name="exm-treatment-mismeasurement"/>
           <w:p>
             <w:pPr>
               <w:pStyle w:val="BodyText"/>
@@ -2694,7 +2743,7 @@
               <w:t xml:space="preserve">(bias toward null).</w:t>
             </w:r>
           </w:p>
-          <w:bookmarkEnd w:id="23"/>
+          <w:bookmarkEnd w:id="24"/>
         </w:tc>
       </w:tr>
     </w:tbl>
@@ -2792,9 +2841,9 @@
         <w:t xml:space="preserve">A null finding in a study with measurement error doesn’t necessarily mean no true effect. The true effect could be non-null but attenuated by measurement error.</w:t>
       </w:r>
     </w:p>
-    <w:bookmarkEnd w:id="24"/>
     <w:bookmarkEnd w:id="25"/>
-    <w:bookmarkStart w:id="26" w:name="summary"/>
+    <w:bookmarkEnd w:id="26"/>
+    <w:bookmarkStart w:id="27" w:name="summary"/>
     <w:p>
       <w:pPr>
         <w:pStyle w:val="Heading2"/>
@@ -3332,8 +3381,8 @@
         <w:t xml:space="preserve">: Advanced methods that can sometimes address combinations of biases</w:t>
       </w:r>
     </w:p>
-    <w:bookmarkEnd w:id="26"/>
-    <w:bookmarkStart w:id="30" w:name="references"/>
+    <w:bookmarkEnd w:id="27"/>
+    <w:bookmarkStart w:id="31" w:name="references"/>
     <w:p>
       <w:pPr>
         <w:pStyle w:val="Heading2"/>
@@ -3349,8 +3398,8 @@
         </w:pict>
       </w:r>
     </w:p>
-    <w:bookmarkStart w:id="29" w:name="refs"/>
-    <w:bookmarkStart w:id="28" w:name="ref-hernan2020causal"/>
+    <w:bookmarkStart w:id="30" w:name="refs"/>
+    <w:bookmarkStart w:id="29" w:name="ref-hernan2020causal"/>
     <w:p>
       <w:pPr>
         <w:pStyle w:val="Bibliography"/>
@@ -3374,7 +3423,7 @@
       <w:r>
         <w:t xml:space="preserve"> </w:t>
       </w:r>
-      <w:hyperlink r:id="rId27">
+      <w:hyperlink r:id="rId28">
         <w:r>
           <w:rPr>
             <w:rStyle w:val="Hyperlink"/>
@@ -3386,9 +3435,9 @@
         <w:t xml:space="preserve">.</w:t>
       </w:r>
     </w:p>
-    <w:bookmarkEnd w:id="28"/>
     <w:bookmarkEnd w:id="29"/>
     <w:bookmarkEnd w:id="30"/>
+    <w:bookmarkEnd w:id="31"/>
     <w:sectPr>
       <w:footnotePr>
         <w:numRestart w:val="eachSect"/>

--- a/pr-preview/pr-78/chapters/09-measurement-bias-tracked-changes.docx
+++ b/pr-preview/pr-78/chapters/09-measurement-bias-tracked-changes.docx
@@ -378,7 +378,7 @@
     </w:p>
     <w:bookmarkEnd w:id="12"/>
     <w:bookmarkEnd w:id="13"/>
-    <w:bookmarkStart w:id="15" w:name="X097cba9e2318d09f5ad575e80c81e4dcd47a861"/>
+    <w:bookmarkStart w:id="16" w:name="X097cba9e2318d09f5ad575e80c81e4dcd47a861"/>
     <w:p>
       <w:pPr>
         <w:pStyle w:val="Heading2"/>
@@ -398,79 +398,234 @@
       <w:pPr>
         <w:pStyle w:val="FirstParagraph"/>
       </w:pPr>
-      <w:r>
-        <w:t xml:space="preserve">Measurement error can be represented using causal diagrams by distinguishing between:</w:t>
-      </w:r>
-    </w:p>
-    <w:p>
-      <w:pPr>
-        <w:pStyle w:val="Compact"/>
-        <w:numPr>
-          <w:ilvl w:val="0"/>
-          <w:numId w:val="1002"/>
-        </w:numPr>
-      </w:pPr>
-      <w:r>
-        <w:rPr>
-          <w:b/>
-          <w:bCs/>
-        </w:rPr>
-        <w:t xml:space="preserve">True variables</w:t>
-      </w:r>
-      <w:r>
-        <w:t xml:space="preserve">: The actual values we care about (denoted</w:t>
-      </w:r>
-      <w:r>
-        <w:t xml:space="preserve"> </w:t>
-      </w:r>
-      <m:oMath>
-        <m:r>
-          <m:t>A</m:t>
-        </m:r>
-      </m:oMath>
-      <w:r>
-        <w:t xml:space="preserve">,</w:t>
-      </w:r>
-      <w:r>
-        <w:t xml:space="preserve"> </w:t>
-      </w:r>
-      <m:oMath>
-        <m:r>
-          <m:t>Y</m:t>
-        </m:r>
-      </m:oMath>
-      <w:r>
-        <w:t xml:space="preserve">,</w:t>
-      </w:r>
-      <w:r>
-        <w:t xml:space="preserve"> </w:t>
-      </w:r>
-      <m:oMath>
-        <m:r>
-          <m:t>L</m:t>
-        </m:r>
-      </m:oMath>
-      <w:r>
-        <w:t xml:space="preserve">)</w:t>
-      </w:r>
-    </w:p>
-    <w:p>
-      <w:pPr>
-        <w:pStyle w:val="Compact"/>
-        <w:numPr>
-          <w:ilvl w:val="0"/>
-          <w:numId w:val="1002"/>
-        </w:numPr>
-      </w:pPr>
-      <w:r>
-        <w:rPr>
-          <w:b/>
-          <w:bCs/>
-        </w:rPr>
-        <w:t xml:space="preserve">Measured variables</w:t>
-      </w:r>
-      <w:r>
-        <w:t xml:space="preserve">: The values we observe (denoted</w:t>
+      <w:ins w:id="16" w:author="PR Preview" w:date="2024-01-01T00:00:00Z">
+        <w:r>
+          <w:t xml:space="preserve">Measurement error can be represented using causal diagrams by distinguishing between</w:t>
+        </w:r>
+      </w:ins>
+      <w:ins w:id="16" w:author="PR Preview" w:date="2024-01-01T00:00:00Z">
+        <w:r>
+          <w:t xml:space="preserve"> </w:t>
+        </w:r>
+      </w:ins>
+      <w:ins w:id="16" w:author="PR Preview" w:date="2024-01-01T00:00:00Z">
+        <w:r>
+          <w:t xml:space="preserve">true variables and measured variables.</w:t>
+        </w:r>
+      </w:ins>
+    </w:p>
+    <w:tbl>
+      <w:tblPr>
+        <w:tblStyle w:val="Table"/>
+        <w:tblInd w:w="164" w:type="dxa"/>
+        <w:tblBorders>
+          <w:left w:val="single" w:sz="24" w:space="0" w:color="909090"/>
+        </w:tblBorders>
+        <w:tblCellMar>
+          <w:left w:w="0" w:type="dxa"/>
+          <w:right w:w="0" w:type="dxa"/>
+        </w:tblCellMar>
+        <w:tblLook w:firstRow="0" w:lastRow="0" w:firstColumn="0" w:lastColumn="0" w:noHBand="0" w:noVBand="0" w:val="0000"/>
+      </w:tblPr>
+      <w:tblGrid>
+        <w:gridCol w:w="7920"/>
+      </w:tblGrid>
+      <w:tr>
+        <w:trPr>
+          <w:cantSplit/>
+        </w:trPr>
+        <w:tc>
+          <w:tcPr>
+            <w:tcMar>
+              <w:left w:w="144" w:type="dxa"/>
+            </w:tcMar>
+          </w:tcPr>
+          <w:p>
+            <w:pPr>
+              <w:pStyle w:val="BodyText"/>
+            </w:pPr>
+            <w:pPr>
+              <w:spacing w:before="16" w:after="64"/>
+            </w:pPr>
+          </w:p>
+          <w:bookmarkStart w:id="14" w:name="def-true-vs-measured-variables"/>
+          <w:p>
+            <w:pPr>
+              <w:pStyle w:val="BodyText"/>
+            </w:pPr>
+            <w:r>
+              <w:rPr>
+                <w:b/>
+                <w:bCs/>
+              </w:rPr>
+              <w:t xml:space="preserve">Definition 3 (True Variables and Measured Variables)</w:t>
+            </w:r>
+            <w:r>
+              <w:t xml:space="preserve"> </w:t>
+            </w:r>
+            <w:r>
+              <w:t xml:space="preserve">The</w:t>
+            </w:r>
+            <w:r>
+              <w:t xml:space="preserve"> </w:t>
+            </w:r>
+            <w:r>
+              <w:rPr>
+                <w:b/>
+                <w:bCs/>
+              </w:rPr>
+              <w:t xml:space="preserve">true variables</w:t>
+            </w:r>
+            <w:r>
+              <w:t xml:space="preserve"> </w:t>
+            </w:r>
+            <w:r>
+              <w:t xml:space="preserve">are the actual values we care about (denoted</w:t>
+            </w:r>
+            <w:r>
+              <w:t xml:space="preserve"> </w:t>
+            </w:r>
+            <m:oMath>
+              <m:r>
+                <m:t>A</m:t>
+              </m:r>
+            </m:oMath>
+            <w:r>
+              <w:t xml:space="preserve">,</w:t>
+            </w:r>
+            <w:r>
+              <w:t xml:space="preserve"> </w:t>
+            </w:r>
+            <m:oMath>
+              <m:r>
+                <m:t>Y</m:t>
+              </m:r>
+            </m:oMath>
+            <w:r>
+              <w:t xml:space="preserve">,</w:t>
+            </w:r>
+            <w:r>
+              <w:t xml:space="preserve"> </w:t>
+            </w:r>
+            <m:oMath>
+              <m:r>
+                <m:t>L</m:t>
+              </m:r>
+            </m:oMath>
+            <w:r>
+              <w:t xml:space="preserve">).</w:t>
+            </w:r>
+            <w:r>
+              <w:t xml:space="preserve"> </w:t>
+            </w:r>
+            <w:r>
+              <w:t xml:space="preserve">The</w:t>
+            </w:r>
+            <w:r>
+              <w:t xml:space="preserve"> </w:t>
+            </w:r>
+            <w:r>
+              <w:rPr>
+                <w:b/>
+                <w:bCs/>
+              </w:rPr>
+              <w:t xml:space="preserve">measured variables</w:t>
+            </w:r>
+            <w:r>
+              <w:t xml:space="preserve"> </w:t>
+            </w:r>
+            <w:r>
+              <w:t xml:space="preserve">are the values we observe (denoted</w:t>
+            </w:r>
+            <w:r>
+              <w:t xml:space="preserve"> </w:t>
+            </w:r>
+            <m:oMath>
+              <m:sSup>
+                <m:e>
+                  <m:r>
+                    <m:t>A</m:t>
+                  </m:r>
+                </m:e>
+                <m:sup>
+                  <m:r>
+                    <m:rPr>
+                      <m:sty m:val="p"/>
+                    </m:rPr>
+                    <m:t>*</m:t>
+                  </m:r>
+                </m:sup>
+              </m:sSup>
+            </m:oMath>
+            <w:r>
+              <w:t xml:space="preserve">,</w:t>
+            </w:r>
+            <w:r>
+              <w:t xml:space="preserve"> </w:t>
+            </w:r>
+            <m:oMath>
+              <m:sSup>
+                <m:e>
+                  <m:r>
+                    <m:t>Y</m:t>
+                  </m:r>
+                </m:e>
+                <m:sup>
+                  <m:r>
+                    <m:rPr>
+                      <m:sty m:val="p"/>
+                    </m:rPr>
+                    <m:t>*</m:t>
+                  </m:r>
+                </m:sup>
+              </m:sSup>
+            </m:oMath>
+            <w:r>
+              <w:t xml:space="preserve">,</w:t>
+            </w:r>
+            <w:r>
+              <w:t xml:space="preserve"> </w:t>
+            </w:r>
+            <m:oMath>
+              <m:sSup>
+                <m:e>
+                  <m:r>
+                    <m:t>L</m:t>
+                  </m:r>
+                </m:e>
+                <m:sup>
+                  <m:r>
+                    <m:rPr>
+                      <m:sty m:val="p"/>
+                    </m:rPr>
+                    <m:t>*</m:t>
+                  </m:r>
+                </m:sup>
+              </m:sSup>
+            </m:oMath>
+            <w:r>
+              <w:t xml:space="preserve">).</w:t>
+            </w:r>
+          </w:p>
+          <w:bookmarkEnd w:id="14"/>
+        </w:tc>
+      </w:tr>
+    </w:tbl>
+    <w:bookmarkStart w:id="15" w:name="causal-dag-with-measurement-error"/>
+    <w:p>
+      <w:pPr>
+        <w:pStyle w:val="Heading3"/>
+      </w:pPr>
+      <w:r>
+        <w:t xml:space="preserve">2.1 Causal DAG with Measurement Error</w:t>
+      </w:r>
+    </w:p>
+    <w:p>
+      <w:pPr>
+        <w:pStyle w:val="FirstParagraph"/>
+      </w:pPr>
+      <w:r>
+        <w:t xml:space="preserve">For a measured treatment</w:t>
       </w:r>
       <w:r>
         <w:t xml:space="preserve"> </w:t>
@@ -493,92 +648,6 @@
         </m:sSup>
       </m:oMath>
       <w:r>
-        <w:t xml:space="preserve">,</w:t>
-      </w:r>
-      <w:r>
-        <w:t xml:space="preserve"> </w:t>
-      </w:r>
-      <m:oMath>
-        <m:sSup>
-          <m:e>
-            <m:r>
-              <m:t>Y</m:t>
-            </m:r>
-          </m:e>
-          <m:sup>
-            <m:r>
-              <m:rPr>
-                <m:sty m:val="p"/>
-              </m:rPr>
-              <m:t>*</m:t>
-            </m:r>
-          </m:sup>
-        </m:sSup>
-      </m:oMath>
-      <w:r>
-        <w:t xml:space="preserve">,</w:t>
-      </w:r>
-      <w:r>
-        <w:t xml:space="preserve"> </w:t>
-      </w:r>
-      <m:oMath>
-        <m:sSup>
-          <m:e>
-            <m:r>
-              <m:t>L</m:t>
-            </m:r>
-          </m:e>
-          <m:sup>
-            <m:r>
-              <m:rPr>
-                <m:sty m:val="p"/>
-              </m:rPr>
-              <m:t>*</m:t>
-            </m:r>
-          </m:sup>
-        </m:sSup>
-      </m:oMath>
-      <w:r>
-        <w:t xml:space="preserve">)</w:t>
-      </w:r>
-    </w:p>
-    <w:bookmarkStart w:id="14" w:name="causal-dag-with-measurement-error"/>
-    <w:p>
-      <w:pPr>
-        <w:pStyle w:val="Heading3"/>
-      </w:pPr>
-      <w:r>
-        <w:t xml:space="preserve">2.1 Causal DAG with Measurement Error</w:t>
-      </w:r>
-    </w:p>
-    <w:p>
-      <w:pPr>
-        <w:pStyle w:val="FirstParagraph"/>
-      </w:pPr>
-      <w:r>
-        <w:t xml:space="preserve">For a measured treatment</w:t>
-      </w:r>
-      <w:r>
-        <w:t xml:space="preserve"> </w:t>
-      </w:r>
-      <m:oMath>
-        <m:sSup>
-          <m:e>
-            <m:r>
-              <m:t>A</m:t>
-            </m:r>
-          </m:e>
-          <m:sup>
-            <m:r>
-              <m:rPr>
-                <m:sty m:val="p"/>
-              </m:rPr>
-              <m:t>*</m:t>
-            </m:r>
-          </m:sup>
-        </m:sSup>
-      </m:oMath>
-      <w:r>
         <w:t xml:space="preserve"> </w:t>
       </w:r>
       <w:r>
@@ -601,7 +670,7 @@
         <w:pStyle w:val="Compact"/>
         <w:numPr>
           <w:ilvl w:val="0"/>
-          <w:numId w:val="1003"/>
+          <w:numId w:val="1002"/>
         </w:numPr>
       </w:pPr>
       <w:r>
@@ -679,7 +748,7 @@
         <w:pStyle w:val="Compact"/>
         <w:numPr>
           <w:ilvl w:val="0"/>
-          <w:numId w:val="1003"/>
+          <w:numId w:val="1002"/>
         </w:numPr>
       </w:pPr>
       <w:r>
@@ -866,7 +935,7 @@
         <w:pStyle w:val="Compact"/>
         <w:numPr>
           <w:ilvl w:val="0"/>
-          <w:numId w:val="1004"/>
+          <w:numId w:val="1003"/>
         </w:numPr>
       </w:pPr>
       <w:r>
@@ -927,7 +996,7 @@
         <w:pStyle w:val="Compact"/>
         <w:numPr>
           <w:ilvl w:val="0"/>
-          <w:numId w:val="1004"/>
+          <w:numId w:val="1003"/>
         </w:numPr>
       </w:pPr>
       <w:r>
@@ -1027,9 +1096,9 @@
         <w:t xml:space="preserve">The bias depends on how measurement error is structured in the causal diagram.</w:t>
       </w:r>
     </w:p>
-    <w:bookmarkEnd w:id="14"/>
     <w:bookmarkEnd w:id="15"/>
-    <w:bookmarkStart w:id="18" w:name="mismeasured-confounders-pp.-121-124"/>
+    <w:bookmarkEnd w:id="16"/>
+    <w:bookmarkStart w:id="20" w:name="mismeasured-confounders-pp.-121-124"/>
     <w:p>
       <w:pPr>
         <w:pStyle w:val="Heading2"/>
@@ -1066,7 +1135,7 @@
         <w:t xml:space="preserve">.</w:t>
       </w:r>
     </w:p>
-    <w:bookmarkStart w:id="17" w:name="effects-of-confounder-mismeasurement"/>
+    <w:bookmarkStart w:id="19" w:name="effects-of-confounder-mismeasurement"/>
     <w:p>
       <w:pPr>
         <w:pStyle w:val="Heading3"/>
@@ -1151,94 +1220,6 @@
       </m:oMath>
       <w:r>
         <w:t xml:space="preserve">.</w:t>
-      </w:r>
-    </w:p>
-    <w:p>
-      <w:pPr>
-        <w:pStyle w:val="BodyText"/>
-      </w:pPr>
-      <w:r>
-        <w:rPr>
-          <w:b/>
-          <w:bCs/>
-        </w:rPr>
-        <w:t xml:space="preserve">Consequence</w:t>
-      </w:r>
-      <w:r>
-        <w:t xml:space="preserve">: Adjusting for</w:t>
-      </w:r>
-      <w:r>
-        <w:t xml:space="preserve"> </w:t>
-      </w:r>
-      <m:oMath>
-        <m:sSup>
-          <m:e>
-            <m:r>
-              <m:t>L</m:t>
-            </m:r>
-          </m:e>
-          <m:sup>
-            <m:r>
-              <m:rPr>
-                <m:sty m:val="p"/>
-              </m:rPr>
-              <m:t>*</m:t>
-            </m:r>
-          </m:sup>
-        </m:sSup>
-      </m:oMath>
-      <w:r>
-        <w:t xml:space="preserve"> </w:t>
-      </w:r>
-      <w:r>
-        <w:t xml:space="preserve">instead of</w:t>
-      </w:r>
-      <w:r>
-        <w:t xml:space="preserve"> </w:t>
-      </w:r>
-      <m:oMath>
-        <m:r>
-          <m:t>L</m:t>
-        </m:r>
-      </m:oMath>
-      <w:r>
-        <w:t xml:space="preserve"> </w:t>
-      </w:r>
-      <w:r>
-        <w:t xml:space="preserve">leaves residual confounding.</w:t>
-      </w:r>
-    </w:p>
-    <w:p>
-      <w:pPr>
-        <w:pStyle w:val="BodyText"/>
-      </w:pPr>
-      <w:r>
-        <w:t xml:space="preserve">Even with perfect measurement of treatment</w:t>
-      </w:r>
-      <w:r>
-        <w:t xml:space="preserve"> </w:t>
-      </w:r>
-      <m:oMath>
-        <m:r>
-          <m:t>A</m:t>
-        </m:r>
-      </m:oMath>
-      <w:r>
-        <w:t xml:space="preserve"> </w:t>
-      </w:r>
-      <w:r>
-        <w:t xml:space="preserve">and outcome</w:t>
-      </w:r>
-      <w:r>
-        <w:t xml:space="preserve"> </w:t>
-      </w:r>
-      <m:oMath>
-        <m:r>
-          <m:t>Y</m:t>
-        </m:r>
-      </m:oMath>
-      <w:r>
-        <w:t xml:space="preserve">, confounding cannot be fully eliminated if confounders are mismeasured.</w:t>
       </w:r>
     </w:p>
     <w:tbl>
@@ -1275,7 +1256,7 @@
               <w:spacing w:before="16" w:after="64"/>
             </w:pPr>
           </w:p>
-          <w:bookmarkStart w:id="16" w:name="exm-mismeasured-confounder"/>
+          <w:bookmarkStart w:id="17" w:name="def-residual-confounding"/>
           <w:p>
             <w:pPr>
               <w:pStyle w:val="BodyText"/>
@@ -1285,64 +1266,23 @@
                 <w:b/>
                 <w:bCs/>
               </w:rPr>
-              <w:t xml:space="preserve">Example 1 (Residual Confounding from Mismeasurement)</w:t>
-            </w:r>
-            <w:r>
-              <w:t xml:space="preserve"> </w:t>
-            </w:r>
-            <w:r>
-              <w:t xml:space="preserve">Study the effect of physical activity</w:t>
-            </w:r>
-            <w:r>
-              <w:t xml:space="preserve"> </w:t>
-            </w:r>
-            <m:oMath>
-              <m:r>
-                <m:t>A</m:t>
-              </m:r>
-            </m:oMath>
-            <w:r>
-              <w:t xml:space="preserve"> </w:t>
-            </w:r>
-            <w:r>
-              <w:t xml:space="preserve">on heart disease</w:t>
-            </w:r>
-            <w:r>
-              <w:t xml:space="preserve"> </w:t>
-            </w:r>
-            <m:oMath>
-              <m:r>
-                <m:t>Y</m:t>
-              </m:r>
-            </m:oMath>
-            <w:r>
-              <w:t xml:space="preserve">, adjusting for socioeconomic status (SES)</w:t>
-            </w:r>
-            <w:r>
-              <w:t xml:space="preserve"> </w:t>
-            </w:r>
-            <m:oMath>
-              <m:r>
-                <m:t>L</m:t>
-              </m:r>
-            </m:oMath>
-            <w:r>
-              <w:t xml:space="preserve">.</w:t>
-            </w:r>
-          </w:p>
-          <w:p>
-            <w:pPr>
-              <w:pStyle w:val="BodyText"/>
-            </w:pPr>
+              <w:t xml:space="preserve">Definition 4 (Residual Confounding)</w:t>
+            </w:r>
+            <w:r>
+              <w:t xml:space="preserve"> </w:t>
+            </w:r>
             <w:r>
               <w:rPr>
                 <w:b/>
                 <w:bCs/>
               </w:rPr>
-              <w:t xml:space="preserve">Problem</w:t>
-            </w:r>
-            <w:r>
-              <w:t xml:space="preserve">: SES is difficult to measure precisely. We use income</w:t>
+              <w:t xml:space="preserve">Residual confounding</w:t>
+            </w:r>
+            <w:r>
+              <w:t xml:space="preserve"> </w:t>
+            </w:r>
+            <w:r>
+              <w:t xml:space="preserve">occurs when adjusting for a mismeasured confounder</w:t>
             </w:r>
             <w:r>
               <w:t xml:space="preserve"> </w:t>
@@ -1368,48 +1308,7 @@
               <w:t xml:space="preserve"> </w:t>
             </w:r>
             <w:r>
-              <w:t xml:space="preserve">as a proxy.</w:t>
-            </w:r>
-          </w:p>
-          <w:p>
-            <w:pPr>
-              <w:pStyle w:val="BodyText"/>
-            </w:pPr>
-            <w:r>
-              <w:rPr>
-                <w:b/>
-                <w:bCs/>
-              </w:rPr>
-              <w:t xml:space="preserve">Result</w:t>
-            </w:r>
-            <w:r>
-              <w:t xml:space="preserve">: Income</w:t>
-            </w:r>
-            <w:r>
-              <w:t xml:space="preserve"> </w:t>
-            </w:r>
-            <m:oMath>
-              <m:sSup>
-                <m:e>
-                  <m:r>
-                    <m:t>L</m:t>
-                  </m:r>
-                </m:e>
-                <m:sup>
-                  <m:r>
-                    <m:rPr>
-                      <m:sty m:val="p"/>
-                    </m:rPr>
-                    <m:t>*</m:t>
-                  </m:r>
-                </m:sup>
-              </m:sSup>
-            </m:oMath>
-            <w:r>
-              <w:t xml:space="preserve"> </w:t>
-            </w:r>
-            <w:r>
-              <w:t xml:space="preserve">is associated with true SES</w:t>
+              <w:t xml:space="preserve">instead of the true confounder</w:t>
             </w:r>
             <w:r>
               <w:t xml:space="preserve"> </w:t>
@@ -1423,59 +1322,7 @@
               <w:t xml:space="preserve"> </w:t>
             </w:r>
             <w:r>
-              <w:t xml:space="preserve">but doesn’t perfectly capture it. Adjusting for</w:t>
-            </w:r>
-            <w:r>
-              <w:t xml:space="preserve"> </w:t>
-            </w:r>
-            <m:oMath>
-              <m:sSup>
-                <m:e>
-                  <m:r>
-                    <m:t>L</m:t>
-                  </m:r>
-                </m:e>
-                <m:sup>
-                  <m:r>
-                    <m:rPr>
-                      <m:sty m:val="p"/>
-                    </m:rPr>
-                    <m:t>*</m:t>
-                  </m:r>
-                </m:sup>
-              </m:sSup>
-            </m:oMath>
-            <w:r>
-              <w:t xml:space="preserve"> </w:t>
-            </w:r>
-            <w:r>
-              <w:t xml:space="preserve">reduces but doesn’t eliminate confounding by</w:t>
-            </w:r>
-            <w:r>
-              <w:t xml:space="preserve"> </w:t>
-            </w:r>
-            <m:oMath>
-              <m:r>
-                <m:t>L</m:t>
-              </m:r>
-            </m:oMath>
-            <w:r>
-              <w:t xml:space="preserve">.</w:t>
-            </w:r>
-          </w:p>
-          <w:p>
-            <w:pPr>
-              <w:pStyle w:val="BodyText"/>
-            </w:pPr>
-            <w:r>
-              <w:rPr>
-                <w:b/>
-                <w:bCs/>
-              </w:rPr>
-              <w:t xml:space="preserve">Residual confounding</w:t>
-            </w:r>
-            <w:r>
-              <w:t xml:space="preserve">: The backdoor path</w:t>
+              <w:t xml:space="preserve">leaves the backdoor path</w:t>
             </w:r>
             <w:r>
               <w:t xml:space="preserve"> </w:t>
@@ -1507,7 +1354,148 @@
               <w:t xml:space="preserve"> </w:t>
             </w:r>
             <w:r>
-              <w:t xml:space="preserve">is only partially blocked by conditioning on</w:t>
+              <w:t xml:space="preserve">only partially blocked, so that confounding bias remains even after adjustment.</w:t>
+            </w:r>
+          </w:p>
+          <w:bookmarkEnd w:id="17"/>
+        </w:tc>
+      </w:tr>
+    </w:tbl>
+    <w:p>
+      <w:pPr>
+        <w:pStyle w:val="BodyText"/>
+      </w:pPr>
+      <w:r>
+        <w:t xml:space="preserve">Even with perfect measurement of treatment</w:t>
+      </w:r>
+      <w:r>
+        <w:t xml:space="preserve"> </w:t>
+      </w:r>
+      <m:oMath>
+        <m:r>
+          <m:t>A</m:t>
+        </m:r>
+      </m:oMath>
+      <w:r>
+        <w:t xml:space="preserve"> </w:t>
+      </w:r>
+      <w:r>
+        <w:t xml:space="preserve">and outcome</w:t>
+      </w:r>
+      <w:r>
+        <w:t xml:space="preserve"> </w:t>
+      </w:r>
+      <m:oMath>
+        <m:r>
+          <m:t>Y</m:t>
+        </m:r>
+      </m:oMath>
+      <w:r>
+        <w:t xml:space="preserve">, confounding cannot be fully eliminated if confounders are mismeasured.</w:t>
+      </w:r>
+    </w:p>
+    <w:tbl>
+      <w:tblPr>
+        <w:tblStyle w:val="Table"/>
+        <w:tblInd w:w="164" w:type="dxa"/>
+        <w:tblBorders>
+          <w:left w:val="single" w:sz="24" w:space="0" w:color="909090"/>
+        </w:tblBorders>
+        <w:tblCellMar>
+          <w:left w:w="0" w:type="dxa"/>
+          <w:right w:w="0" w:type="dxa"/>
+        </w:tblCellMar>
+        <w:tblLook w:firstRow="0" w:lastRow="0" w:firstColumn="0" w:lastColumn="0" w:noHBand="0" w:noVBand="0" w:val="0000"/>
+      </w:tblPr>
+      <w:tblGrid>
+        <w:gridCol w:w="7920"/>
+      </w:tblGrid>
+      <w:tr>
+        <w:trPr>
+          <w:cantSplit/>
+        </w:trPr>
+        <w:tc>
+          <w:tcPr>
+            <w:tcMar>
+              <w:left w:w="144" w:type="dxa"/>
+            </w:tcMar>
+          </w:tcPr>
+          <w:p>
+            <w:pPr>
+              <w:pStyle w:val="BodyText"/>
+            </w:pPr>
+            <w:pPr>
+              <w:spacing w:before="16" w:after="64"/>
+            </w:pPr>
+          </w:p>
+          <w:bookmarkStart w:id="18" w:name="exm-mismeasured-confounder"/>
+          <w:p>
+            <w:pPr>
+              <w:pStyle w:val="BodyText"/>
+            </w:pPr>
+            <w:r>
+              <w:rPr>
+                <w:b/>
+                <w:bCs/>
+              </w:rPr>
+              <w:t xml:space="preserve">Example 1 (Residual Confounding from Mismeasurement)</w:t>
+            </w:r>
+            <w:r>
+              <w:t xml:space="preserve"> </w:t>
+            </w:r>
+            <w:r>
+              <w:t xml:space="preserve">Study the effect of physical activity</w:t>
+            </w:r>
+            <w:r>
+              <w:t xml:space="preserve"> </w:t>
+            </w:r>
+            <m:oMath>
+              <m:r>
+                <m:t>A</m:t>
+              </m:r>
+            </m:oMath>
+            <w:r>
+              <w:t xml:space="preserve"> </w:t>
+            </w:r>
+            <w:r>
+              <w:t xml:space="preserve">on heart disease</w:t>
+            </w:r>
+            <w:r>
+              <w:t xml:space="preserve"> </w:t>
+            </w:r>
+            <m:oMath>
+              <m:r>
+                <m:t>Y</m:t>
+              </m:r>
+            </m:oMath>
+            <w:r>
+              <w:t xml:space="preserve">, adjusting for socioeconomic status (SES)</w:t>
+            </w:r>
+            <w:r>
+              <w:t xml:space="preserve"> </w:t>
+            </w:r>
+            <m:oMath>
+              <m:r>
+                <m:t>L</m:t>
+              </m:r>
+            </m:oMath>
+            <w:r>
+              <w:t xml:space="preserve">.</w:t>
+            </w:r>
+          </w:p>
+          <w:p>
+            <w:pPr>
+              <w:pStyle w:val="BodyText"/>
+            </w:pPr>
+            <w:r>
+              <w:rPr>
+                <w:b/>
+                <w:bCs/>
+              </w:rPr>
+              <w:t xml:space="preserve">Problem</w:t>
+            </w:r>
+            <w:r>
+              <w:t xml:space="preserve">: SES is difficult to measure precisely. We use income</w:t>
             </w:r>
             <w:r>
               <w:t xml:space="preserve"> </w:t>
@@ -1530,10 +1518,108 @@
               </m:sSup>
             </m:oMath>
             <w:r>
-              <w:t xml:space="preserve">.</w:t>
+              <w:t xml:space="preserve"> </w:t>
+            </w:r>
+            <w:r>
+              <w:t xml:space="preserve">as a proxy.</w:t>
             </w:r>
           </w:p>
-          <w:bookmarkEnd w:id="16"/>
+          <w:p>
+            <w:pPr>
+              <w:pStyle w:val="BodyText"/>
+            </w:pPr>
+            <w:r>
+              <w:rPr>
+                <w:b/>
+                <w:bCs/>
+              </w:rPr>
+              <w:t xml:space="preserve">Result</w:t>
+            </w:r>
+            <w:r>
+              <w:t xml:space="preserve">: Income</w:t>
+            </w:r>
+            <w:r>
+              <w:t xml:space="preserve"> </w:t>
+            </w:r>
+            <m:oMath>
+              <m:sSup>
+                <m:e>
+                  <m:r>
+                    <m:t>L</m:t>
+                  </m:r>
+                </m:e>
+                <m:sup>
+                  <m:r>
+                    <m:rPr>
+                      <m:sty m:val="p"/>
+                    </m:rPr>
+                    <m:t>*</m:t>
+                  </m:r>
+                </m:sup>
+              </m:sSup>
+            </m:oMath>
+            <w:r>
+              <w:t xml:space="preserve"> </w:t>
+            </w:r>
+            <w:r>
+              <w:t xml:space="preserve">is associated with true SES</w:t>
+            </w:r>
+            <w:r>
+              <w:t xml:space="preserve"> </w:t>
+            </w:r>
+            <m:oMath>
+              <m:r>
+                <m:t>L</m:t>
+              </m:r>
+            </m:oMath>
+            <w:r>
+              <w:t xml:space="preserve"> </w:t>
+            </w:r>
+            <w:r>
+              <w:t xml:space="preserve">but doesn’t perfectly capture it. Adjusting for</w:t>
+            </w:r>
+            <w:r>
+              <w:t xml:space="preserve"> </w:t>
+            </w:r>
+            <m:oMath>
+              <m:sSup>
+                <m:e>
+                  <m:r>
+                    <m:t>L</m:t>
+                  </m:r>
+                </m:e>
+                <m:sup>
+                  <m:r>
+                    <m:rPr>
+                      <m:sty m:val="p"/>
+                    </m:rPr>
+                    <m:t>*</m:t>
+                  </m:r>
+                </m:sup>
+              </m:sSup>
+            </m:oMath>
+            <w:r>
+              <w:t xml:space="preserve"> </w:t>
+            </w:r>
+            <w:r>
+              <w:t xml:space="preserve">reduces but doesn’t eliminate confounding by</w:t>
+            </w:r>
+            <w:r>
+              <w:t xml:space="preserve"> </w:t>
+            </w:r>
+            <m:oMath>
+              <m:r>
+                <m:t>L</m:t>
+              </m:r>
+            </m:oMath>
+            <w:r>
+              <w:t xml:space="preserve"> </w:t>
+            </w:r>
+            <w:r>
+              <w:t xml:space="preserve">(residual confounding remains).</w:t>
+            </w:r>
+          </w:p>
+          <w:bookmarkEnd w:id="18"/>
         </w:tc>
       </w:tr>
     </w:tbl>
@@ -1565,7 +1651,7 @@
         <w:pStyle w:val="Compact"/>
         <w:numPr>
           <w:ilvl w:val="0"/>
-          <w:numId w:val="1005"/>
+          <w:numId w:val="1004"/>
         </w:numPr>
       </w:pPr>
       <w:r>
@@ -1620,7 +1706,7 @@
         <w:pStyle w:val="Compact"/>
         <w:numPr>
           <w:ilvl w:val="0"/>
-          <w:numId w:val="1005"/>
+          <w:numId w:val="1004"/>
         </w:numPr>
       </w:pPr>
       <w:r>
@@ -1673,7 +1759,7 @@
         <w:pStyle w:val="Compact"/>
         <w:numPr>
           <w:ilvl w:val="0"/>
-          <w:numId w:val="1005"/>
+          <w:numId w:val="1004"/>
         </w:numPr>
       </w:pPr>
       <w:r>
@@ -1718,9 +1804,9 @@
         <w:t xml:space="preserve">This is one reason why unmeasured confounding is such a concern in observational research.</w:t>
       </w:r>
     </w:p>
-    <w:bookmarkEnd w:id="17"/>
-    <w:bookmarkEnd w:id="18"/>
-    <w:bookmarkStart w:id="22" w:name="intention-to-treat-effect-pp.-124-127"/>
+    <w:bookmarkEnd w:id="19"/>
+    <w:bookmarkEnd w:id="20"/>
+    <w:bookmarkStart w:id="24" w:name="intention-to-treat-effect-pp.-124-127"/>
     <w:p>
       <w:pPr>
         <w:pStyle w:val="Heading2"/>
@@ -1760,7 +1846,7 @@
         <w:t xml:space="preserve">principle is commonly used in randomized trials to handle non-compliance.</w:t>
       </w:r>
     </w:p>
-    <w:bookmarkStart w:id="19" w:name="non-compliance-in-randomized-trials"/>
+    <w:bookmarkStart w:id="21" w:name="non-compliance-in-randomized-trials"/>
     <w:p>
       <w:pPr>
         <w:pStyle w:val="Heading3"/>
@@ -1789,7 +1875,7 @@
         <w:pStyle w:val="Compact"/>
         <w:numPr>
           <w:ilvl w:val="0"/>
-          <w:numId w:val="1006"/>
+          <w:numId w:val="1005"/>
         </w:numPr>
       </w:pPr>
       <w:r>
@@ -1801,7 +1887,7 @@
         <w:pStyle w:val="Compact"/>
         <w:numPr>
           <w:ilvl w:val="0"/>
-          <w:numId w:val="1006"/>
+          <w:numId w:val="1005"/>
         </w:numPr>
       </w:pPr>
       <w:r>
@@ -1828,7 +1914,7 @@
         <w:pStyle w:val="Compact"/>
         <w:numPr>
           <w:ilvl w:val="0"/>
-          <w:numId w:val="1007"/>
+          <w:numId w:val="1006"/>
         </w:numPr>
       </w:pPr>
       <w:r>
@@ -1855,7 +1941,7 @@
         <w:pStyle w:val="Compact"/>
         <w:numPr>
           <w:ilvl w:val="0"/>
-          <w:numId w:val="1007"/>
+          <w:numId w:val="1006"/>
         </w:numPr>
       </w:pPr>
       <w:r>
@@ -1877,8 +1963,8 @@
         <w:t xml:space="preserve">: Actual treatment taken (not randomized, may be confounded)</w:t>
       </w:r>
     </w:p>
-    <w:bookmarkEnd w:id="19"/>
-    <w:bookmarkStart w:id="20" w:name="itt-analysis"/>
+    <w:bookmarkEnd w:id="21"/>
+    <w:bookmarkStart w:id="22" w:name="itt-analysis"/>
     <w:p>
       <w:pPr>
         <w:pStyle w:val="Heading3"/>
@@ -2072,7 +2158,7 @@
         <w:pStyle w:val="Compact"/>
         <w:numPr>
           <w:ilvl w:val="0"/>
-          <w:numId w:val="1008"/>
+          <w:numId w:val="1007"/>
         </w:numPr>
       </w:pPr>
       <w:r>
@@ -2084,7 +2170,7 @@
         <w:pStyle w:val="Compact"/>
         <w:numPr>
           <w:ilvl w:val="0"/>
-          <w:numId w:val="1008"/>
+          <w:numId w:val="1007"/>
         </w:numPr>
       </w:pPr>
       <w:r>
@@ -2112,7 +2198,7 @@
         <w:pStyle w:val="Compact"/>
         <w:numPr>
           <w:ilvl w:val="0"/>
-          <w:numId w:val="1008"/>
+          <w:numId w:val="1007"/>
         </w:numPr>
       </w:pPr>
       <w:r>
@@ -2139,7 +2225,7 @@
         <w:pStyle w:val="Compact"/>
         <w:numPr>
           <w:ilvl w:val="0"/>
-          <w:numId w:val="1009"/>
+          <w:numId w:val="1008"/>
         </w:numPr>
       </w:pPr>
       <w:r>
@@ -2151,7 +2237,7 @@
         <w:pStyle w:val="Compact"/>
         <w:numPr>
           <w:ilvl w:val="0"/>
-          <w:numId w:val="1009"/>
+          <w:numId w:val="1008"/>
         </w:numPr>
       </w:pPr>
       <w:r>
@@ -2163,7 +2249,7 @@
         <w:pStyle w:val="Compact"/>
         <w:numPr>
           <w:ilvl w:val="0"/>
-          <w:numId w:val="1009"/>
+          <w:numId w:val="1008"/>
         </w:numPr>
       </w:pPr>
       <w:r>
@@ -2199,8 +2285,8 @@
         <w:t xml:space="preserve">When the policy question is about implementing a treatment program (which will have imperfect compliance), rather than the biological effect of the treatment itself.</w:t>
       </w:r>
     </w:p>
-    <w:bookmarkEnd w:id="20"/>
-    <w:bookmarkStart w:id="21" w:name="per-protocol-analysis"/>
+    <w:bookmarkEnd w:id="22"/>
+    <w:bookmarkStart w:id="23" w:name="per-protocol-analysis"/>
     <w:p>
       <w:pPr>
         <w:pStyle w:val="Heading3"/>
@@ -2267,7 +2353,7 @@
         <w:pStyle w:val="Compact"/>
         <w:numPr>
           <w:ilvl w:val="0"/>
-          <w:numId w:val="1010"/>
+          <w:numId w:val="1009"/>
         </w:numPr>
       </w:pPr>
       <w:r>
@@ -2289,7 +2375,7 @@
         <w:pStyle w:val="Compact"/>
         <w:numPr>
           <w:ilvl w:val="0"/>
-          <w:numId w:val="1010"/>
+          <w:numId w:val="1009"/>
         </w:numPr>
       </w:pPr>
       <w:r>
@@ -2326,7 +2412,7 @@
         <w:pStyle w:val="Compact"/>
         <w:numPr>
           <w:ilvl w:val="0"/>
-          <w:numId w:val="1011"/>
+          <w:numId w:val="1010"/>
         </w:numPr>
       </w:pPr>
       <w:r>
@@ -2338,7 +2424,7 @@
         <w:pStyle w:val="Compact"/>
         <w:numPr>
           <w:ilvl w:val="0"/>
-          <w:numId w:val="1011"/>
+          <w:numId w:val="1010"/>
         </w:numPr>
       </w:pPr>
       <w:r>
@@ -2350,16 +2436,16 @@
         <w:pStyle w:val="Compact"/>
         <w:numPr>
           <w:ilvl w:val="0"/>
-          <w:numId w:val="1011"/>
+          <w:numId w:val="1010"/>
         </w:numPr>
       </w:pPr>
       <w:r>
         <w:t xml:space="preserve">Collecting data on compliance determinants</w:t>
       </w:r>
     </w:p>
-    <w:bookmarkEnd w:id="21"/>
-    <w:bookmarkEnd w:id="22"/>
-    <w:bookmarkStart w:id="26" w:name="measurement-and-treatment-pp.-127-130"/>
+    <w:bookmarkEnd w:id="23"/>
+    <w:bookmarkEnd w:id="24"/>
+    <w:bookmarkStart w:id="30" w:name="measurement-and-treatment-pp.-127-130"/>
     <w:p>
       <w:pPr>
         <w:pStyle w:val="Heading2"/>
@@ -2383,7 +2469,7 @@
         <w:t xml:space="preserve">Measurement error in treatment creates unique challenges for causal inference.</w:t>
       </w:r>
     </w:p>
-    <w:bookmarkStart w:id="23" w:name="types-of-treatment-mismeasurement"/>
+    <w:bookmarkStart w:id="26" w:name="types-of-treatment-mismeasurement"/>
     <w:p>
       <w:pPr>
         <w:pStyle w:val="Heading3"/>
@@ -2392,38 +2478,93 @@
         <w:t xml:space="preserve">5.1 Types of Treatment Mismeasurement</w:t>
       </w:r>
     </w:p>
-    <w:p>
-      <w:pPr>
-        <w:pStyle w:val="FirstParagraph"/>
-      </w:pPr>
-      <w:r>
-        <w:rPr>
-          <w:b/>
-          <w:bCs/>
-        </w:rPr>
-        <w:t xml:space="preserve">Misclassification</w:t>
-      </w:r>
-      <w:r>
-        <w:t xml:space="preserve">: Binary treatment recorded incorrectly (yes/no exposure miscoded).</w:t>
-      </w:r>
-    </w:p>
-    <w:p>
-      <w:pPr>
-        <w:pStyle w:val="BodyText"/>
-      </w:pPr>
-      <w:r>
-        <w:rPr>
-          <w:b/>
-          <w:bCs/>
-        </w:rPr>
-        <w:t xml:space="preserve">Measurement error</w:t>
-      </w:r>
-      <w:r>
-        <w:t xml:space="preserve">: Continuous treatment measured inaccurately (dose, duration miscoded).</w:t>
-      </w:r>
-    </w:p>
-    <w:bookmarkEnd w:id="23"/>
-    <w:bookmarkStart w:id="25" w:name="effect-of-treatment-mismeasurement"/>
+    <w:tbl>
+      <w:tblPr>
+        <w:tblStyle w:val="Table"/>
+        <w:tblInd w:w="164" w:type="dxa"/>
+        <w:tblBorders>
+          <w:left w:val="single" w:sz="24" w:space="0" w:color="909090"/>
+        </w:tblBorders>
+        <w:tblCellMar>
+          <w:left w:w="0" w:type="dxa"/>
+          <w:right w:w="0" w:type="dxa"/>
+        </w:tblCellMar>
+        <w:tblLook w:firstRow="0" w:lastRow="0" w:firstColumn="0" w:lastColumn="0" w:noHBand="0" w:noVBand="0" w:val="0000"/>
+      </w:tblPr>
+      <w:tblGrid>
+        <w:gridCol w:w="7920"/>
+      </w:tblGrid>
+      <w:tr>
+        <w:trPr>
+          <w:cantSplit/>
+        </w:trPr>
+        <w:tc>
+          <w:tcPr>
+            <w:tcMar>
+              <w:left w:w="144" w:type="dxa"/>
+            </w:tcMar>
+          </w:tcPr>
+          <w:p>
+            <w:pPr>
+              <w:pStyle w:val="FirstParagraph"/>
+            </w:pPr>
+            <w:pPr>
+              <w:spacing w:before="16" w:after="64"/>
+            </w:pPr>
+          </w:p>
+          <w:bookmarkStart w:id="25" w:name="def-treatment-mismeasurement-types"/>
+          <w:p>
+            <w:pPr>
+              <w:pStyle w:val="BodyText"/>
+            </w:pPr>
+            <w:r>
+              <w:rPr>
+                <w:b/>
+                <w:bCs/>
+              </w:rPr>
+              <w:t xml:space="preserve">Definition 5 (Types of Treatment Mismeasurement)</w:t>
+            </w:r>
+            <w:r>
+              <w:t xml:space="preserve"> </w:t>
+            </w:r>
+            <w:r>
+              <w:rPr>
+                <w:b/>
+                <w:bCs/>
+              </w:rPr>
+              <w:t xml:space="preserve">Misclassification</w:t>
+            </w:r>
+            <w:r>
+              <w:t xml:space="preserve"> </w:t>
+            </w:r>
+            <w:r>
+              <w:t xml:space="preserve">is treatment mismeasurement for a binary treatment: exposure status is recorded incorrectly (yes/no miscoded).</w:t>
+            </w:r>
+          </w:p>
+          <w:p>
+            <w:pPr>
+              <w:pStyle w:val="BodyText"/>
+            </w:pPr>
+            <w:r>
+              <w:rPr>
+                <w:b/>
+                <w:bCs/>
+              </w:rPr>
+              <w:t xml:space="preserve">Measurement error</w:t>
+            </w:r>
+            <w:r>
+              <w:t xml:space="preserve"> </w:t>
+            </w:r>
+            <w:r>
+              <w:t xml:space="preserve">(in this narrower sense) is treatment mismeasurement for a continuous treatment: the treatment level is measured inaccurately (dose, duration miscoded).</w:t>
+            </w:r>
+          </w:p>
+          <w:bookmarkEnd w:id="25"/>
+        </w:tc>
+      </w:tr>
+    </w:tbl>
+    <w:bookmarkEnd w:id="26"/>
+    <w:bookmarkStart w:id="29" w:name="effect-of-treatment-mismeasurement"/>
     <w:p>
       <w:pPr>
         <w:pStyle w:val="Heading3"/>
@@ -2478,52 +2619,6 @@
       </w:r>
       <w:r>
         <w:t xml:space="preserve">(true).</w:t>
-      </w:r>
-    </w:p>
-    <w:p>
-      <w:pPr>
-        <w:pStyle w:val="BodyText"/>
-      </w:pPr>
-      <w:r>
-        <w:rPr>
-          <w:b/>
-          <w:bCs/>
-        </w:rPr>
-        <w:t xml:space="preserve">General result</w:t>
-      </w:r>
-      <w:r>
-        <w:t xml:space="preserve">: Independent measurement error in treatment typically</w:t>
-      </w:r>
-      <w:r>
-        <w:t xml:space="preserve"> </w:t>
-      </w:r>
-      <w:r>
-        <w:rPr>
-          <w:b/>
-          <w:bCs/>
-        </w:rPr>
-        <w:t xml:space="preserve">biases estimates toward the null</w:t>
-      </w:r>
-      <w:r>
-        <w:t xml:space="preserve"> </w:t>
-      </w:r>
-      <w:r>
-        <w:t xml:space="preserve">(underestimates the true effect).</w:t>
-      </w:r>
-    </w:p>
-    <w:p>
-      <w:pPr>
-        <w:pStyle w:val="BodyText"/>
-      </w:pPr>
-      <w:r>
-        <w:rPr>
-          <w:b/>
-          <w:bCs/>
-        </w:rPr>
-        <w:t xml:space="preserve">Exception</w:t>
-      </w:r>
-      <w:r>
-        <w:t xml:space="preserve">: Differential measurement error can bias in any direction.</w:t>
       </w:r>
     </w:p>
     <w:tbl>
@@ -2560,7 +2655,98 @@
               <w:spacing w:before="16" w:after="64"/>
             </w:pPr>
           </w:p>
-          <w:bookmarkStart w:id="24" w:name="exm-treatment-mismeasurement"/>
+          <w:bookmarkStart w:id="27" w:name="thm-attenuation-independent-error"/>
+          <w:p>
+            <w:pPr>
+              <w:pStyle w:val="BodyText"/>
+            </w:pPr>
+            <w:r>
+              <w:rPr>
+                <w:b/>
+                <w:bCs/>
+              </w:rPr>
+              <w:t xml:space="preserve">Theorem 1 (Attenuation Toward the Null from Independent Measurement Error)</w:t>
+            </w:r>
+            <w:r>
+              <w:t xml:space="preserve"> </w:t>
+            </w:r>
+            <w:r>
+              <w:t xml:space="preserve">Independent (nondifferential) measurement error in treatment typically</w:t>
+            </w:r>
+            <w:r>
+              <w:t xml:space="preserve"> </w:t>
+            </w:r>
+            <w:r>
+              <w:rPr>
+                <w:b/>
+                <w:bCs/>
+              </w:rPr>
+              <w:t xml:space="preserve">biases estimates toward the null</w:t>
+            </w:r>
+            <w:r>
+              <w:t xml:space="preserve"> </w:t>
+            </w:r>
+            <w:r>
+              <w:t xml:space="preserve">(underestimates the true effect).</w:t>
+            </w:r>
+          </w:p>
+          <w:p>
+            <w:pPr>
+              <w:pStyle w:val="BodyText"/>
+            </w:pPr>
+            <w:r>
+              <w:t xml:space="preserve">Differential measurement error, in contrast, can bias in any direction.</w:t>
+            </w:r>
+          </w:p>
+          <w:bookmarkEnd w:id="27"/>
+        </w:tc>
+      </w:tr>
+    </w:tbl>
+    <w:p>
+      <w:pPr>
+        <w:pStyle w:val="BodyText"/>
+      </w:pPr>
+      <w:ins w:id="82" w:author="PR Preview" w:date="2024-01-01T00:00:00Z">
+        <w:r>
+          <w:t xml:space="preserve"> </w:t>
+        </w:r>
+      </w:ins>
+    </w:p>
+    <w:tbl>
+      <w:tblPr>
+        <w:tblStyle w:val="Table"/>
+        <w:tblInd w:w="164" w:type="dxa"/>
+        <w:tblBorders>
+          <w:left w:val="single" w:sz="24" w:space="0" w:color="909090"/>
+        </w:tblBorders>
+        <w:tblCellMar>
+          <w:left w:w="0" w:type="dxa"/>
+          <w:right w:w="0" w:type="dxa"/>
+        </w:tblCellMar>
+        <w:tblLook w:firstRow="0" w:lastRow="0" w:firstColumn="0" w:lastColumn="0" w:noHBand="0" w:noVBand="0" w:val="0000"/>
+      </w:tblPr>
+      <w:tblGrid>
+        <w:gridCol w:w="7920"/>
+      </w:tblGrid>
+      <w:tr>
+        <w:trPr>
+          <w:cantSplit/>
+        </w:trPr>
+        <w:tc>
+          <w:tcPr>
+            <w:tcMar>
+              <w:left w:w="144" w:type="dxa"/>
+            </w:tcMar>
+          </w:tcPr>
+          <w:p>
+            <w:pPr>
+              <w:pStyle w:val="BodyText"/>
+            </w:pPr>
+            <w:pPr>
+              <w:spacing w:before="16" w:after="64"/>
+            </w:pPr>
+          </w:p>
+          <w:bookmarkStart w:id="28" w:name="exm-treatment-mismeasurement"/>
           <w:p>
             <w:pPr>
               <w:pStyle w:val="BodyText"/>
@@ -2743,7 +2929,7 @@
               <w:t xml:space="preserve">(bias toward null).</w:t>
             </w:r>
           </w:p>
-          <w:bookmarkEnd w:id="24"/>
+          <w:bookmarkEnd w:id="28"/>
         </w:tc>
       </w:tr>
     </w:tbl>
@@ -2775,7 +2961,7 @@
         <w:pStyle w:val="Compact"/>
         <w:numPr>
           <w:ilvl w:val="0"/>
-          <w:numId w:val="1012"/>
+          <w:numId w:val="1011"/>
         </w:numPr>
       </w:pPr>
       <w:r>
@@ -2787,7 +2973,7 @@
         <w:pStyle w:val="Compact"/>
         <w:numPr>
           <w:ilvl w:val="0"/>
-          <w:numId w:val="1012"/>
+          <w:numId w:val="1011"/>
         </w:numPr>
       </w:pPr>
       <w:r>
@@ -2799,7 +2985,7 @@
         <w:pStyle w:val="Compact"/>
         <w:numPr>
           <w:ilvl w:val="0"/>
-          <w:numId w:val="1012"/>
+          <w:numId w:val="1011"/>
         </w:numPr>
       </w:pPr>
       <w:r>
@@ -2811,7 +2997,7 @@
         <w:pStyle w:val="Compact"/>
         <w:numPr>
           <w:ilvl w:val="0"/>
-          <w:numId w:val="1012"/>
+          <w:numId w:val="1011"/>
         </w:numPr>
       </w:pPr>
       <w:r>
@@ -2841,9 +3027,9 @@
         <w:t xml:space="preserve">A null finding in a study with measurement error doesn’t necessarily mean no true effect. The true effect could be non-null but attenuated by measurement error.</w:t>
       </w:r>
     </w:p>
-    <w:bookmarkEnd w:id="25"/>
-    <w:bookmarkEnd w:id="26"/>
-    <w:bookmarkStart w:id="27" w:name="summary"/>
+    <w:bookmarkEnd w:id="29"/>
+    <w:bookmarkEnd w:id="30"/>
+    <w:bookmarkStart w:id="31" w:name="summary"/>
     <w:p>
       <w:pPr>
         <w:pStyle w:val="Heading2"/>
@@ -2899,7 +3085,7 @@
       <w:pPr>
         <w:numPr>
           <w:ilvl w:val="0"/>
-          <w:numId w:val="1013"/>
+          <w:numId w:val="1012"/>
         </w:numPr>
       </w:pPr>
       <w:r>
@@ -2917,7 +3103,7 @@
       <w:pPr>
         <w:numPr>
           <w:ilvl w:val="0"/>
-          <w:numId w:val="1013"/>
+          <w:numId w:val="1012"/>
         </w:numPr>
       </w:pPr>
       <w:r>
@@ -2936,7 +3122,7 @@
         <w:pStyle w:val="Compact"/>
         <w:numPr>
           <w:ilvl w:val="1"/>
-          <w:numId w:val="1014"/>
+          <w:numId w:val="1013"/>
         </w:numPr>
       </w:pPr>
       <w:r>
@@ -2948,7 +3134,7 @@
         <w:pStyle w:val="Compact"/>
         <w:numPr>
           <w:ilvl w:val="1"/>
-          <w:numId w:val="1014"/>
+          <w:numId w:val="1013"/>
         </w:numPr>
       </w:pPr>
       <w:r>
@@ -2959,7 +3145,7 @@
       <w:pPr>
         <w:numPr>
           <w:ilvl w:val="0"/>
-          <w:numId w:val="1013"/>
+          <w:numId w:val="1012"/>
         </w:numPr>
       </w:pPr>
       <w:r>
@@ -3015,7 +3201,7 @@
       <w:pPr>
         <w:numPr>
           <w:ilvl w:val="0"/>
-          <w:numId w:val="1013"/>
+          <w:numId w:val="1012"/>
         </w:numPr>
       </w:pPr>
       <w:r>
@@ -3033,7 +3219,7 @@
       <w:pPr>
         <w:numPr>
           <w:ilvl w:val="0"/>
-          <w:numId w:val="1013"/>
+          <w:numId w:val="1012"/>
         </w:numPr>
       </w:pPr>
       <w:r>
@@ -3052,7 +3238,7 @@
         <w:pStyle w:val="Compact"/>
         <w:numPr>
           <w:ilvl w:val="1"/>
-          <w:numId w:val="1015"/>
+          <w:numId w:val="1014"/>
         </w:numPr>
       </w:pPr>
       <w:r>
@@ -3064,7 +3250,7 @@
         <w:pStyle w:val="Compact"/>
         <w:numPr>
           <w:ilvl w:val="1"/>
-          <w:numId w:val="1015"/>
+          <w:numId w:val="1014"/>
         </w:numPr>
       </w:pPr>
       <w:r>
@@ -3075,7 +3261,7 @@
       <w:pPr>
         <w:numPr>
           <w:ilvl w:val="0"/>
-          <w:numId w:val="1013"/>
+          <w:numId w:val="1012"/>
         </w:numPr>
       </w:pPr>
       <w:r>
@@ -3109,7 +3295,7 @@
         <w:pStyle w:val="Compact"/>
         <w:numPr>
           <w:ilvl w:val="0"/>
-          <w:numId w:val="1016"/>
+          <w:numId w:val="1015"/>
         </w:numPr>
       </w:pPr>
       <w:r>
@@ -3128,7 +3314,7 @@
         <w:pStyle w:val="Compact"/>
         <w:numPr>
           <w:ilvl w:val="1"/>
-          <w:numId w:val="1017"/>
+          <w:numId w:val="1016"/>
         </w:numPr>
       </w:pPr>
       <w:r>
@@ -3140,7 +3326,7 @@
         <w:pStyle w:val="Compact"/>
         <w:numPr>
           <w:ilvl w:val="1"/>
-          <w:numId w:val="1017"/>
+          <w:numId w:val="1016"/>
         </w:numPr>
       </w:pPr>
       <w:r>
@@ -3152,7 +3338,7 @@
         <w:pStyle w:val="Compact"/>
         <w:numPr>
           <w:ilvl w:val="1"/>
-          <w:numId w:val="1017"/>
+          <w:numId w:val="1016"/>
         </w:numPr>
       </w:pPr>
       <w:r>
@@ -3164,7 +3350,7 @@
         <w:pStyle w:val="Compact"/>
         <w:numPr>
           <w:ilvl w:val="0"/>
-          <w:numId w:val="1016"/>
+          <w:numId w:val="1015"/>
         </w:numPr>
       </w:pPr>
       <w:r>
@@ -3183,7 +3369,7 @@
         <w:pStyle w:val="Compact"/>
         <w:numPr>
           <w:ilvl w:val="1"/>
-          <w:numId w:val="1018"/>
+          <w:numId w:val="1017"/>
         </w:numPr>
       </w:pPr>
       <w:r>
@@ -3195,7 +3381,7 @@
         <w:pStyle w:val="Compact"/>
         <w:numPr>
           <w:ilvl w:val="1"/>
-          <w:numId w:val="1018"/>
+          <w:numId w:val="1017"/>
         </w:numPr>
       </w:pPr>
       <w:r>
@@ -3207,7 +3393,7 @@
         <w:pStyle w:val="Compact"/>
         <w:numPr>
           <w:ilvl w:val="1"/>
-          <w:numId w:val="1018"/>
+          <w:numId w:val="1017"/>
         </w:numPr>
       </w:pPr>
       <w:r>
@@ -3219,7 +3405,7 @@
         <w:pStyle w:val="Compact"/>
         <w:numPr>
           <w:ilvl w:val="0"/>
-          <w:numId w:val="1016"/>
+          <w:numId w:val="1015"/>
         </w:numPr>
       </w:pPr>
       <w:r>
@@ -3238,7 +3424,7 @@
         <w:pStyle w:val="Compact"/>
         <w:numPr>
           <w:ilvl w:val="1"/>
-          <w:numId w:val="1019"/>
+          <w:numId w:val="1018"/>
         </w:numPr>
       </w:pPr>
       <w:r>
@@ -3250,7 +3436,7 @@
         <w:pStyle w:val="Compact"/>
         <w:numPr>
           <w:ilvl w:val="1"/>
-          <w:numId w:val="1019"/>
+          <w:numId w:val="1018"/>
         </w:numPr>
       </w:pPr>
       <w:r>
@@ -3262,7 +3448,7 @@
         <w:pStyle w:val="Compact"/>
         <w:numPr>
           <w:ilvl w:val="1"/>
-          <w:numId w:val="1019"/>
+          <w:numId w:val="1018"/>
         </w:numPr>
       </w:pPr>
       <w:r>
@@ -3297,7 +3483,7 @@
         <w:pStyle w:val="Compact"/>
         <w:numPr>
           <w:ilvl w:val="0"/>
-          <w:numId w:val="1020"/>
+          <w:numId w:val="1019"/>
         </w:numPr>
       </w:pPr>
       <w:r>
@@ -3309,7 +3495,7 @@
         <w:pStyle w:val="Compact"/>
         <w:numPr>
           <w:ilvl w:val="0"/>
-          <w:numId w:val="1020"/>
+          <w:numId w:val="1019"/>
         </w:numPr>
       </w:pPr>
       <w:r>
@@ -3321,7 +3507,7 @@
         <w:pStyle w:val="Compact"/>
         <w:numPr>
           <w:ilvl w:val="0"/>
-          <w:numId w:val="1020"/>
+          <w:numId w:val="1019"/>
         </w:numPr>
       </w:pPr>
       <w:r>
@@ -3348,7 +3534,7 @@
         <w:pStyle w:val="Compact"/>
         <w:numPr>
           <w:ilvl w:val="0"/>
-          <w:numId w:val="1021"/>
+          <w:numId w:val="1020"/>
         </w:numPr>
       </w:pPr>
       <w:r>
@@ -3367,7 +3553,7 @@
         <w:pStyle w:val="Compact"/>
         <w:numPr>
           <w:ilvl w:val="0"/>
-          <w:numId w:val="1021"/>
+          <w:numId w:val="1020"/>
         </w:numPr>
       </w:pPr>
       <w:r>
@@ -3381,8 +3567,8 @@
         <w:t xml:space="preserve">: Advanced methods that can sometimes address combinations of biases</w:t>
       </w:r>
     </w:p>
-    <w:bookmarkEnd w:id="27"/>
-    <w:bookmarkStart w:id="31" w:name="references"/>
+    <w:bookmarkEnd w:id="31"/>
+    <w:bookmarkStart w:id="35" w:name="references"/>
     <w:p>
       <w:pPr>
         <w:pStyle w:val="Heading2"/>
@@ -3398,8 +3584,8 @@
         </w:pict>
       </w:r>
     </w:p>
-    <w:bookmarkStart w:id="30" w:name="refs"/>
-    <w:bookmarkStart w:id="29" w:name="ref-hernan2020causal"/>
+    <w:bookmarkStart w:id="34" w:name="refs"/>
+    <w:bookmarkStart w:id="33" w:name="ref-hernan2020causal"/>
     <w:p>
       <w:pPr>
         <w:pStyle w:val="Bibliography"/>
@@ -3423,7 +3609,7 @@
       <w:r>
         <w:t xml:space="preserve"> </w:t>
       </w:r>
-      <w:hyperlink r:id="rId28">
+      <w:hyperlink r:id="rId32">
         <w:r>
           <w:rPr>
             <w:rStyle w:val="Hyperlink"/>
@@ -3435,9 +3621,9 @@
         <w:t xml:space="preserve">.</w:t>
       </w:r>
     </w:p>
-    <w:bookmarkEnd w:id="29"/>
-    <w:bookmarkEnd w:id="30"/>
-    <w:bookmarkEnd w:id="31"/>
+    <w:bookmarkEnd w:id="33"/>
+    <w:bookmarkEnd w:id="34"/>
+    <w:bookmarkEnd w:id="35"/>
     <w:sectPr>
       <w:footnotePr>
         <w:numRestart w:val="eachSect"/>
@@ -3749,9 +3935,6 @@
     <w:abstractNumId w:val="991"/>
   </w:num>
   <w:num w:numId="1004">
-    <w:abstractNumId w:val="991"/>
-  </w:num>
-  <w:num w:numId="1005">
     <w:abstractNumId w:val="99411"/>
     <w:lvlOverride w:ilvl="0">
       <w:startOverride w:val="1"/>
@@ -3781,10 +3964,10 @@
       <w:startOverride w:val="1"/>
     </w:lvlOverride>
   </w:num>
-  <w:num w:numId="1006">
+  <w:num w:numId="1005">
     <w:abstractNumId w:val="991"/>
   </w:num>
-  <w:num w:numId="1007">
+  <w:num w:numId="1006">
     <w:abstractNumId w:val="99411"/>
     <w:lvlOverride w:ilvl="0">
       <w:startOverride w:val="1"/>
@@ -3814,6 +3997,9 @@
       <w:startOverride w:val="1"/>
     </w:lvlOverride>
   </w:num>
+  <w:num w:numId="1007">
+    <w:abstractNumId w:val="991"/>
+  </w:num>
   <w:num w:numId="1008">
     <w:abstractNumId w:val="991"/>
   </w:num>
@@ -3827,9 +4013,6 @@
     <w:abstractNumId w:val="991"/>
   </w:num>
   <w:num w:numId="1012">
-    <w:abstractNumId w:val="991"/>
-  </w:num>
-  <w:num w:numId="1013">
     <w:abstractNumId w:val="99411"/>
     <w:lvlOverride w:ilvl="0">
       <w:startOverride w:val="1"/>
@@ -3859,13 +4042,13 @@
       <w:startOverride w:val="1"/>
     </w:lvlOverride>
   </w:num>
+  <w:num w:numId="1013">
+    <w:abstractNumId w:val="991"/>
+  </w:num>
   <w:num w:numId="1014">
     <w:abstractNumId w:val="991"/>
   </w:num>
   <w:num w:numId="1015">
-    <w:abstractNumId w:val="991"/>
-  </w:num>
-  <w:num w:numId="1016">
     <w:abstractNumId w:val="99411"/>
     <w:lvlOverride w:ilvl="0">
       <w:startOverride w:val="1"/>
@@ -3895,6 +4078,9 @@
       <w:startOverride w:val="1"/>
     </w:lvlOverride>
   </w:num>
+  <w:num w:numId="1016">
+    <w:abstractNumId w:val="991"/>
+  </w:num>
   <w:num w:numId="1017">
     <w:abstractNumId w:val="991"/>
   </w:num>
@@ -3905,9 +4091,6 @@
     <w:abstractNumId w:val="991"/>
   </w:num>
   <w:num w:numId="1020">
-    <w:abstractNumId w:val="991"/>
-  </w:num>
-  <w:num w:numId="1021">
     <w:abstractNumId w:val="991"/>
   </w:num>
 </w:numbering>
